--- a/models/Patto.docx
+++ b/models/Patto.docx
@@ -36,7 +36,23 @@
           <w:bCs/>
           <w:caps/>
         </w:rPr>
-        <w:t>TRA IL CONSIGLIO NAZIONALE DELLE RICERCHE (CNR) E GLI OPERATORI ECONOMICI RELATIVO ALLE PROCEDURE DI AFFIDAMENTO DIRETTO AI SENSI DEL D.LGS. 36/2023</w:t>
+        <w:t xml:space="preserve">TRA IL CONSIGLIO NAZIONALE DELLE RICERCHE (CNR) E GLI OPERATORI ECONOMICI </w:t>
+      </w:r>
+      <w:r>
+        <w:rPr>
+          <w:b/>
+          <w:bCs/>
+          <w:caps/>
+        </w:rPr>
+        <w:t xml:space="preserve">PARTECIPANTI </w:t>
+      </w:r>
+      <w:r>
+        <w:rPr>
+          <w:b/>
+          <w:bCs/>
+          <w:caps/>
+        </w:rPr>
+        <w:t>ALLE PROCEDURE DI AFFIDAMENTO DIRETTO AI SENSI DEL D.LGS. 36/2023</w:t>
       </w:r>
     </w:p>
     <w:p>
@@ -53,17 +69,10 @@
         <w:t xml:space="preserve">mento </w:t>
       </w:r>
       <w:bookmarkStart w:id="0" w:name="bookmark_fornitura"/>
-      <w:proofErr w:type="spellStart"/>
-      <w:proofErr w:type="gramStart"/>
-      <w:r>
-        <w:t>campo.della</w:t>
-      </w:r>
-      <w:proofErr w:type="gramEnd"/>
-      <w:r>
-        <w:t>.fornitura</w:t>
+      <w:r>
+        <w:t>campo.della.fornitura</w:t>
       </w:r>
       <w:bookmarkEnd w:id="0"/>
-      <w:proofErr w:type="spellEnd"/>
     </w:p>
     <w:p>
       <w:pPr>
@@ -554,7 +563,42 @@
           <w:rFonts w:cstheme="minorHAnsi"/>
           <w:szCs w:val="20"/>
         </w:rPr>
-        <w:t>il D.P.R. 16 aprile 2013, n. 62, con il quale è stato emanato il “Regolamento recante codice di comportamento dei dipendenti pubblici, a norma dell’art. 54 del decreto legislativo 30 marzo 2001, n. 165”;</w:t>
+        <w:t>il D.P.R. 16 aprile 2013, n. 62, con il quale è stato emanato il “Regolamento recante codice di comportamento dei dipendenti pubblici</w:t>
+      </w:r>
+      <w:r>
+        <w:rPr>
+          <w:rFonts w:cstheme="minorHAnsi"/>
+          <w:szCs w:val="20"/>
+        </w:rPr>
+        <w:t>”</w:t>
+      </w:r>
+      <w:r>
+        <w:rPr>
+          <w:rFonts w:cstheme="minorHAnsi"/>
+          <w:szCs w:val="20"/>
+        </w:rPr>
+        <w:t>, a norma dell’art. 54 del decreto legislativo 30 marzo 2001, n. 165</w:t>
+      </w:r>
+      <w:r>
+        <w:rPr>
+          <w:rFonts w:cstheme="minorHAnsi"/>
+          <w:szCs w:val="20"/>
+        </w:rPr>
+        <w:t xml:space="preserve">, </w:t>
+      </w:r>
+      <w:r>
+        <w:rPr>
+          <w:rFonts w:cstheme="minorHAnsi"/>
+          <w:szCs w:val="20"/>
+        </w:rPr>
+        <w:t>come modificato dal D.P.R. 81/2023</w:t>
+      </w:r>
+      <w:r>
+        <w:rPr>
+          <w:rFonts w:cstheme="minorHAnsi"/>
+          <w:szCs w:val="20"/>
+        </w:rPr>
+        <w:t>;</w:t>
       </w:r>
     </w:p>
     <w:p>
@@ -577,30 +621,14 @@
           <w:rFonts w:cstheme="minorHAnsi"/>
           <w:szCs w:val="20"/>
         </w:rPr>
-        <w:t>il Codice di comportamento dei dipendenti del CNR, adottato con delibera del Consiglio di amministrazione n. 132/2014 del 10 luglio 2014, aggiornato con delibera n. 137/2017 del 17 ottobre 2017</w:t>
+        <w:t xml:space="preserve">il Codice di comportamento dei dipendenti del CNR, adottato con delibera del Consiglio di amministrazione n. </w:t>
       </w:r>
       <w:r>
         <w:rPr>
           <w:rFonts w:cstheme="minorHAnsi"/>
           <w:szCs w:val="20"/>
         </w:rPr>
-        <w:t xml:space="preserve"> e poi con delibera 177/2025 del 30 settembre 2025, </w:t>
-      </w:r>
-      <w:proofErr w:type="spellStart"/>
-      <w:r>
-        <w:rPr>
-          <w:rFonts w:cstheme="minorHAnsi"/>
-          <w:szCs w:val="20"/>
-        </w:rPr>
-        <w:t>Verb</w:t>
-      </w:r>
-      <w:proofErr w:type="spellEnd"/>
-      <w:r>
-        <w:rPr>
-          <w:rFonts w:cstheme="minorHAnsi"/>
-          <w:szCs w:val="20"/>
-        </w:rPr>
-        <w:t>. 521</w:t>
+        <w:t>177/2025 del 30 settembre 2025</w:t>
       </w:r>
       <w:r>
         <w:rPr>
@@ -880,15 +908,7 @@
         <w:spacing w:after="0"/>
       </w:pPr>
       <w:r>
-        <w:t xml:space="preserve">dichiarare il rispetto della clausola di </w:t>
-      </w:r>
-      <w:proofErr w:type="spellStart"/>
-      <w:r>
-        <w:t>Pantouflage</w:t>
-      </w:r>
-      <w:proofErr w:type="spellEnd"/>
-      <w:r>
-        <w:t xml:space="preserve"> ovvero, ai sensi e per gli effetti di cui all'art. 53, comma 16-ter del D.lgs. n. 165/2001 e per quanto di propria conoscenza, di non aver concluso contratti di lavoro subordinato o autonomo e comunque di non aver attribuito incarichi ad ex dipendenti del</w:t>
+        <w:t>dichiarare il rispetto della clausola di Pantouflage ovvero, ai sensi e per gli effetti di cui all'art. 53, comma 16-ter del D.lgs. n. 165/2001 e per quanto di propria conoscenza, di non aver concluso contratti di lavoro subordinato o autonomo e comunque di non aver attribuito incarichi ad ex dipendenti del</w:t>
       </w:r>
       <w:r>
         <w:t>la Stazione Appaltante</w:t>
@@ -1217,15 +1237,7 @@
         <w:spacing w:after="0"/>
       </w:pPr>
       <w:r>
-        <w:t xml:space="preserve">L’operatore economico segnala al Responsabile per la prevenzione della corruzione e la trasparenza della Stazione appaltante qualsiasi atto posto in essere da dipendenti della Stazione appaltante stessa o da terzi volto a influenzare, turbare o falsare lo svolgimento delle procedure di affidamento o l’esecuzione dei contratti, e, laddove ritenga sussistano gli estremi di un reato, denuncia i fatti all’Autorità giudiziaria o ad </w:t>
-      </w:r>
-      <w:proofErr w:type="spellStart"/>
-      <w:r>
-        <w:t>altra</w:t>
-      </w:r>
-      <w:proofErr w:type="spellEnd"/>
-      <w:r>
-        <w:t xml:space="preserve"> Autorità che a quella abbia obbligo di riferirne. </w:t>
+        <w:t xml:space="preserve">L’operatore economico segnala al Responsabile per la prevenzione della corruzione e la trasparenza della Stazione appaltante qualsiasi atto posto in essere da dipendenti della Stazione appaltante stessa o da terzi volto a influenzare, turbare o falsare lo svolgimento delle procedure di affidamento o l’esecuzione dei contratti, e, laddove ritenga sussistano gli estremi di un reato, denuncia i fatti all’Autorità giudiziaria o ad altra Autorità che a quella abbia obbligo di riferirne. </w:t>
       </w:r>
     </w:p>
     <w:p>
